--- a/vi/files/assignments/Peer_Review_Instructions.docx
+++ b/vi/files/assignments/Peer_Review_Instructions.docx
@@ -15,7 +15,7 @@
         <w:pStyle w:val="Subtitle"/>
       </w:pPr>
       <w:r>
-        <w:t>Foundations of Clinical Research: From Clinical Question to Publication</w:t>
+        <w:t>Foundations of Clinical Research — Level 1: From Clinical Question to Publication</w:t>
       </w:r>
     </w:p>
     <w:p>
@@ -3353,7 +3353,7 @@
         <w:color w:val="04242F"/>
         <w:sz w:val="16"/>
       </w:rPr>
-      <w:t>Foundations of Clinical Research  ·  Peer-review instructions</w:t>
+      <w:t>Foundations of Clinical Research — Level 1  ·  Peer-review instructions</w:t>
     </w:r>
     <w:r>
       <w:tab/>

--- a/vi/files/assignments/Peer_Review_Instructions.docx
+++ b/vi/files/assignments/Peer_Review_Instructions.docx
@@ -7,7 +7,7 @@
         <w:pStyle w:val="Title"/>
       </w:pPr>
       <w:r>
-        <w:t>Manuscript Peer Review — Instructions for Reviewers and Authors</w:t>
+        <w:t>Manuscript Peer Review: Instructions for Reviewers and Authors</w:t>
       </w:r>
     </w:p>
     <w:p>
@@ -15,7 +15,7 @@
         <w:pStyle w:val="Subtitle"/>
       </w:pPr>
       <w:r>
-        <w:t>Foundations of Clinical Research — Level 1: From Clinical Question to Publication</w:t>
+        <w:t>Foundations of Clinical Research · Level 1: From Clinical Question to Publication</w:t>
       </w:r>
     </w:p>
     <w:p>
@@ -26,13 +26,16 @@
         <w:t>Organisation:</w:t>
       </w:r>
       <w:r>
-        <w:t xml:space="preserve"> Neudata — </w:t>
+        <w:t xml:space="preserve"> Neudata (</w:t>
       </w:r>
       <w:r>
         <w:rPr>
           <w:i/>
         </w:rPr>
         <w:t>#ClearDataClearImpact</w:t>
+      </w:r>
+      <w:r>
+        <w:t>)</w:t>
       </w:r>
     </w:p>
     <w:p>
@@ -54,7 +57,7 @@
         <w:t>Who reviews whom:</w:t>
       </w:r>
       <w:r>
-        <w:t xml:space="preserve"> Group 1 → Group 2 → Group 3 → Group 4 → Group 5 → Group 1</w:t>
+        <w:t xml:space="preserve"> Group 1 reviews Group 2, Group 2 reviews Group 3, Group 3 reviews Group 4, Group 4 reviews Group 5, and Group 5 reviews Group 1</w:t>
       </w:r>
     </w:p>
     <w:p>
@@ -97,7 +100,7 @@
     </w:p>
     <w:p>
       <w:r>
-        <w:t xml:space="preserve">Every paper you submit will be peer reviewed, and sooner or later you will be asked to review. In Session 8 you practised on two published papers. Now you review a colleague group's draft — and receive a review of your own — exactly as a journal would. The aim is to </w:t>
+        <w:t xml:space="preserve">Every paper you submit will be peer reviewed, and sooner or later you will be asked to review. In Session 8 you practised on two published papers. Now you review a colleague group's draft and receive a review of your own, exactly as a journal would. The aim is to </w:t>
       </w:r>
       <w:r>
         <w:rPr>
@@ -798,8 +801,8 @@
       </w:tblPr>
       <w:tblGrid>
         <w:gridCol w:w="481"/>
-        <w:gridCol w:w="4156"/>
-        <w:gridCol w:w="4773"/>
+        <w:gridCol w:w="4123"/>
+        <w:gridCol w:w="4806"/>
       </w:tblGrid>
       <w:tr>
         <w:trPr>
@@ -834,7 +837,7 @@
         </w:tc>
         <w:tc>
           <w:tcPr>
-            <w:tcW w:type="dxa" w:w="4156"/>
+            <w:tcW w:type="dxa" w:w="4123"/>
             <w:tcBorders>
               <w:top w:val="single" w:sz="4" w:color="04242F"/>
               <w:left w:val="single" w:sz="4" w:color="04242F"/>
@@ -860,7 +863,7 @@
         </w:tc>
         <w:tc>
           <w:tcPr>
-            <w:tcW w:type="dxa" w:w="4773"/>
+            <w:tcW w:type="dxa" w:w="4806"/>
             <w:tcBorders>
               <w:top w:val="single" w:sz="4" w:color="04242F"/>
               <w:left w:val="single" w:sz="4" w:color="04242F"/>
@@ -914,7 +917,7 @@
         </w:tc>
         <w:tc>
           <w:tcPr>
-            <w:tcW w:type="dxa" w:w="4156"/>
+            <w:tcW w:type="dxa" w:w="4123"/>
             <w:tcBorders>
               <w:top w:val="single" w:sz="4" w:color="D5DDE1"/>
               <w:left w:val="single" w:sz="4" w:color="D5DDE1"/>
@@ -932,19 +935,19 @@
                 <w:b/>
                 <w:sz w:val="19"/>
               </w:rPr>
-              <w:t>Question</w:t>
+              <w:t>Question:</w:t>
             </w:r>
             <w:r>
               <w:rPr>
                 <w:sz w:val="19"/>
               </w:rPr>
-              <w:t xml:space="preserve"> — Can you write the study's PICO in one line?</w:t>
+              <w:t xml:space="preserve"> Can you write the study's PICO in one line?</w:t>
             </w:r>
           </w:p>
         </w:tc>
         <w:tc>
           <w:tcPr>
-            <w:tcW w:type="dxa" w:w="4773"/>
+            <w:tcW w:type="dxa" w:w="4806"/>
             <w:tcBorders>
               <w:top w:val="single" w:sz="4" w:color="D5DDE1"/>
               <w:left w:val="single" w:sz="4" w:color="D5DDE1"/>
@@ -996,7 +999,7 @@
         </w:tc>
         <w:tc>
           <w:tcPr>
-            <w:tcW w:type="dxa" w:w="4156"/>
+            <w:tcW w:type="dxa" w:w="4123"/>
             <w:tcBorders>
               <w:top w:val="single" w:sz="4" w:color="D5DDE1"/>
               <w:left w:val="single" w:sz="4" w:color="D5DDE1"/>
@@ -1015,19 +1018,19 @@
                 <w:b/>
                 <w:sz w:val="19"/>
               </w:rPr>
-              <w:t>Design</w:t>
+              <w:t>Design:</w:t>
             </w:r>
             <w:r>
               <w:rPr>
                 <w:sz w:val="19"/>
               </w:rPr>
-              <w:t xml:space="preserve"> — What is the design, and is it right for the question?</w:t>
+              <w:t xml:space="preserve"> What is the design, and is it right for the question?</w:t>
             </w:r>
           </w:p>
         </w:tc>
         <w:tc>
           <w:tcPr>
-            <w:tcW w:type="dxa" w:w="4773"/>
+            <w:tcW w:type="dxa" w:w="4806"/>
             <w:tcBorders>
               <w:top w:val="single" w:sz="4" w:color="D5DDE1"/>
               <w:left w:val="single" w:sz="4" w:color="D5DDE1"/>
@@ -1079,7 +1082,7 @@
         </w:tc>
         <w:tc>
           <w:tcPr>
-            <w:tcW w:type="dxa" w:w="4156"/>
+            <w:tcW w:type="dxa" w:w="4123"/>
             <w:tcBorders>
               <w:top w:val="single" w:sz="4" w:color="D5DDE1"/>
               <w:left w:val="single" w:sz="4" w:color="D5DDE1"/>
@@ -1097,19 +1100,19 @@
                 <w:b/>
                 <w:sz w:val="19"/>
               </w:rPr>
-              <w:t>Participants</w:t>
+              <w:t>Participants:</w:t>
             </w:r>
             <w:r>
               <w:rPr>
                 <w:sz w:val="19"/>
               </w:rPr>
-              <w:t xml:space="preserve"> — Who was included and left out?</w:t>
+              <w:t xml:space="preserve"> Who was included and left out?</w:t>
             </w:r>
           </w:p>
         </w:tc>
         <w:tc>
           <w:tcPr>
-            <w:tcW w:type="dxa" w:w="4773"/>
+            <w:tcW w:type="dxa" w:w="4806"/>
             <w:tcBorders>
               <w:top w:val="single" w:sz="4" w:color="D5DDE1"/>
               <w:left w:val="single" w:sz="4" w:color="D5DDE1"/>
@@ -1161,7 +1164,7 @@
         </w:tc>
         <w:tc>
           <w:tcPr>
-            <w:tcW w:type="dxa" w:w="4156"/>
+            <w:tcW w:type="dxa" w:w="4123"/>
             <w:tcBorders>
               <w:top w:val="single" w:sz="4" w:color="D5DDE1"/>
               <w:left w:val="single" w:sz="4" w:color="D5DDE1"/>
@@ -1180,19 +1183,19 @@
                 <w:b/>
                 <w:sz w:val="19"/>
               </w:rPr>
-              <w:t>Comparison groups</w:t>
+              <w:t>Comparison groups:</w:t>
             </w:r>
             <w:r>
               <w:rPr>
                 <w:sz w:val="19"/>
               </w:rPr>
-              <w:t xml:space="preserve"> — Were groups similar at the start? How was this handled?</w:t>
+              <w:t xml:space="preserve"> Were groups similar at the start? How was this handled?</w:t>
             </w:r>
           </w:p>
         </w:tc>
         <w:tc>
           <w:tcPr>
-            <w:tcW w:type="dxa" w:w="4773"/>
+            <w:tcW w:type="dxa" w:w="4806"/>
             <w:tcBorders>
               <w:top w:val="single" w:sz="4" w:color="D5DDE1"/>
               <w:left w:val="single" w:sz="4" w:color="D5DDE1"/>
@@ -1244,7 +1247,7 @@
         </w:tc>
         <w:tc>
           <w:tcPr>
-            <w:tcW w:type="dxa" w:w="4156"/>
+            <w:tcW w:type="dxa" w:w="4123"/>
             <w:tcBorders>
               <w:top w:val="single" w:sz="4" w:color="D5DDE1"/>
               <w:left w:val="single" w:sz="4" w:color="D5DDE1"/>
@@ -1262,19 +1265,19 @@
                 <w:b/>
                 <w:sz w:val="19"/>
               </w:rPr>
-              <w:t>Bias</w:t>
+              <w:t>Bias:</w:t>
             </w:r>
             <w:r>
               <w:rPr>
                 <w:sz w:val="19"/>
               </w:rPr>
-              <w:t xml:space="preserve"> — Could knowledge of the exposure, or how data were collected, change the outcome?</w:t>
+              <w:t xml:space="preserve"> Could knowledge of the exposure, or how data were collected, change the outcome?</w:t>
             </w:r>
           </w:p>
         </w:tc>
         <w:tc>
           <w:tcPr>
-            <w:tcW w:type="dxa" w:w="4773"/>
+            <w:tcW w:type="dxa" w:w="4806"/>
             <w:tcBorders>
               <w:top w:val="single" w:sz="4" w:color="D5DDE1"/>
               <w:left w:val="single" w:sz="4" w:color="D5DDE1"/>
@@ -1326,7 +1329,7 @@
         </w:tc>
         <w:tc>
           <w:tcPr>
-            <w:tcW w:type="dxa" w:w="4156"/>
+            <w:tcW w:type="dxa" w:w="4123"/>
             <w:tcBorders>
               <w:top w:val="single" w:sz="4" w:color="D5DDE1"/>
               <w:left w:val="single" w:sz="4" w:color="D5DDE1"/>
@@ -1345,19 +1348,19 @@
                 <w:b/>
                 <w:sz w:val="19"/>
               </w:rPr>
-              <w:t>Outcome</w:t>
+              <w:t>Outcome:</w:t>
             </w:r>
             <w:r>
               <w:rPr>
                 <w:sz w:val="19"/>
               </w:rPr>
-              <w:t xml:space="preserve"> — One pre-specified primary outcome, measured the same way?</w:t>
+              <w:t xml:space="preserve"> One pre-specified primary outcome, measured the same way?</w:t>
             </w:r>
           </w:p>
         </w:tc>
         <w:tc>
           <w:tcPr>
-            <w:tcW w:type="dxa" w:w="4773"/>
+            <w:tcW w:type="dxa" w:w="4806"/>
             <w:tcBorders>
               <w:top w:val="single" w:sz="4" w:color="D5DDE1"/>
               <w:left w:val="single" w:sz="4" w:color="D5DDE1"/>
@@ -1409,7 +1412,7 @@
         </w:tc>
         <w:tc>
           <w:tcPr>
-            <w:tcW w:type="dxa" w:w="4156"/>
+            <w:tcW w:type="dxa" w:w="4123"/>
             <w:tcBorders>
               <w:top w:val="single" w:sz="4" w:color="D5DDE1"/>
               <w:left w:val="single" w:sz="4" w:color="D5DDE1"/>
@@ -1427,19 +1430,19 @@
                 <w:b/>
                 <w:sz w:val="19"/>
               </w:rPr>
-              <w:t>Numbers</w:t>
+              <w:t>Numbers:</w:t>
             </w:r>
             <w:r>
               <w:rPr>
                 <w:sz w:val="19"/>
               </w:rPr>
-              <w:t xml:space="preserve"> — Main result as an effect size with 95% CI? Narrow or wide?</w:t>
+              <w:t xml:space="preserve"> Main result as an effect size with 95% CI? Narrow or wide?</w:t>
             </w:r>
           </w:p>
         </w:tc>
         <w:tc>
           <w:tcPr>
-            <w:tcW w:type="dxa" w:w="4773"/>
+            <w:tcW w:type="dxa" w:w="4806"/>
             <w:tcBorders>
               <w:top w:val="single" w:sz="4" w:color="D5DDE1"/>
               <w:left w:val="single" w:sz="4" w:color="D5DDE1"/>
@@ -1491,7 +1494,7 @@
         </w:tc>
         <w:tc>
           <w:tcPr>
-            <w:tcW w:type="dxa" w:w="4156"/>
+            <w:tcW w:type="dxa" w:w="4123"/>
             <w:tcBorders>
               <w:top w:val="single" w:sz="4" w:color="D5DDE1"/>
               <w:left w:val="single" w:sz="4" w:color="D5DDE1"/>
@@ -1510,19 +1513,19 @@
                 <w:b/>
                 <w:sz w:val="19"/>
               </w:rPr>
-              <w:t>Words vs design</w:t>
+              <w:t>Words vs design:</w:t>
             </w:r>
             <w:r>
               <w:rPr>
                 <w:sz w:val="19"/>
               </w:rPr>
-              <w:t xml:space="preserve"> — Do conclusions match the design?</w:t>
+              <w:t xml:space="preserve"> Do conclusions match the design?</w:t>
             </w:r>
           </w:p>
         </w:tc>
         <w:tc>
           <w:tcPr>
-            <w:tcW w:type="dxa" w:w="4773"/>
+            <w:tcW w:type="dxa" w:w="4806"/>
             <w:tcBorders>
               <w:top w:val="single" w:sz="4" w:color="D5DDE1"/>
               <w:left w:val="single" w:sz="4" w:color="D5DDE1"/>
@@ -1574,7 +1577,7 @@
         </w:tc>
         <w:tc>
           <w:tcPr>
-            <w:tcW w:type="dxa" w:w="4156"/>
+            <w:tcW w:type="dxa" w:w="4123"/>
             <w:tcBorders>
               <w:top w:val="single" w:sz="4" w:color="D5DDE1"/>
               <w:left w:val="single" w:sz="4" w:color="D5DDE1"/>
@@ -1592,19 +1595,19 @@
                 <w:b/>
                 <w:sz w:val="19"/>
               </w:rPr>
-              <w:t>Limitations</w:t>
+              <w:t>Limitations:</w:t>
             </w:r>
             <w:r>
               <w:rPr>
                 <w:sz w:val="19"/>
               </w:rPr>
-              <w:t xml:space="preserve"> — Stated honestly? Name one they missed.</w:t>
+              <w:t xml:space="preserve"> Stated honestly? Name one they missed.</w:t>
             </w:r>
           </w:p>
         </w:tc>
         <w:tc>
           <w:tcPr>
-            <w:tcW w:type="dxa" w:w="4773"/>
+            <w:tcW w:type="dxa" w:w="4806"/>
             <w:tcBorders>
               <w:top w:val="single" w:sz="4" w:color="D5DDE1"/>
               <w:left w:val="single" w:sz="4" w:color="D5DDE1"/>
@@ -1655,7 +1658,7 @@
         </w:tc>
         <w:tc>
           <w:tcPr>
-            <w:tcW w:type="dxa" w:w="4156"/>
+            <w:tcW w:type="dxa" w:w="4123"/>
             <w:tcBorders>
               <w:top w:val="single" w:sz="4" w:color="D5DDE1"/>
               <w:left w:val="single" w:sz="4" w:color="D5DDE1"/>
@@ -1673,19 +1676,19 @@
                 <w:b/>
                 <w:sz w:val="19"/>
               </w:rPr>
-              <w:t>Use</w:t>
+              <w:t>Use:</w:t>
             </w:r>
             <w:r>
               <w:rPr>
                 <w:sz w:val="19"/>
               </w:rPr>
-              <w:t xml:space="preserve"> — Would this change practice? Why / why not?</w:t>
+              <w:t xml:space="preserve"> Would this change practice? Why / why not?</w:t>
             </w:r>
           </w:p>
         </w:tc>
         <w:tc>
           <w:tcPr>
-            <w:tcW w:type="dxa" w:w="4773"/>
+            <w:tcW w:type="dxa" w:w="4806"/>
             <w:tcBorders>
               <w:top w:val="single" w:sz="4" w:color="D5DDE1"/>
               <w:left w:val="single" w:sz="4" w:color="D5DDE1"/>
@@ -2596,7 +2599,7 @@
         <w:t>Do not rewrite the paper</w:t>
       </w:r>
       <w:r>
-        <w:t xml:space="preserve"> or impose your own style; suggest, do not dictate.</w:t>
+        <w:t xml:space="preserve"> or impose your own style. Suggest, do not dictate.</w:t>
       </w:r>
     </w:p>
     <w:p>
@@ -2622,7 +2625,7 @@
         <w:t>Stay within the data.</w:t>
       </w:r>
       <w:r>
-        <w:t xml:space="preserve"> Do not ask for analyses that are not in the results pack; you may suggest them as a limitation.</w:t>
+        <w:t xml:space="preserve"> Do not ask for analyses that are not in the results pack. You may suggest them as a limitation.</w:t>
       </w:r>
     </w:p>
     <w:p>
@@ -2830,10 +2833,10 @@
         <w:rPr>
           <w:b/>
         </w:rPr>
-        <w:t>5. Appraisal checklist and writing checks</w:t>
+        <w:t>5. Appraisal checklist and writing checks.</w:t>
       </w:r>
       <w:r>
-        <w:t xml:space="preserve"> — attach the two completed tables from section 3.</w:t>
+        <w:t xml:space="preserve"> Attach the two completed tables from section 3.</w:t>
       </w:r>
     </w:p>
     <w:p>
@@ -2998,7 +3001,7 @@
         <w:t>Disagree politely, with reasons.</w:t>
       </w:r>
       <w:r>
-        <w:t xml:space="preserve"> You do not have to accept every suggestion. If you disagree, say why, citing the data or the literature: "We agree this would be informative; however, this analysis is not in the pre-specified SAP. We have added it as a limitation (page 9, line 12)."</w:t>
+        <w:t xml:space="preserve"> You do not have to accept every suggestion. If you disagree, say why, citing the data or the literature: "We agree this would be informative. However, this analysis is not in the pre-specified SAP. We have added it as a limitation (page 9, line 12)."</w:t>
       </w:r>
     </w:p>
     <w:p>
@@ -3353,7 +3356,7 @@
         <w:color w:val="04242F"/>
         <w:sz w:val="16"/>
       </w:rPr>
-      <w:t>Foundations of Clinical Research — Level 1  ·  Peer-review instructions</w:t>
+      <w:t>Foundations of Clinical Research · Level 1  ·  Peer-review instructions</w:t>
     </w:r>
     <w:r>
       <w:tab/>
